--- a/apps/frontend/public/documentation/docx/OPERATIONS_MANUAL.docx
+++ b/apps/frontend/public/documentation/docx/OPERATIONS_MANUAL.docx
@@ -42,7 +42,7 @@
           <w:sz w:val="24"/>
           <w:szCs w:val="24"/>
         </w:rPr>
-        <w:t xml:space="preserve">Operations Manual — v1.7.3</w:t>
+        <w:t xml:space="preserve">Operations Manual — v1.8.0</w:t>
       </w:r>
     </w:p>
     <w:p>
@@ -587,6 +587,66 @@
     </w:p>
     <w:p>
       <w:pPr>
+        <w:pStyle w:val="Heading3"/>
+        <w:spacing w:after="100" w:before="200"/>
+      </w:pPr>
+      <w:r>
+        <w:rPr>
+          <w:color w:val="0F6E56"/>
+        </w:rPr>
+        <w:t xml:space="preserve">Location master import</w:t>
+      </w:r>
+    </w:p>
+    <w:p>
+      <w:pPr>
+        <w:spacing w:after="120"/>
+      </w:pPr>
+      <w:r>
+        <w:rPr>
+          <w:sz w:val="22"/>
+          <w:szCs w:val="22"/>
+        </w:rPr>
+        <w:t xml:space="preserve">npm run seed:location-master -w @wilms/domain npm run db:backfill:locations -w @wilms/domain</w:t>
+      </w:r>
+    </w:p>
+    <w:p>
+      <w:pPr>
+        <w:pStyle w:val="Heading3"/>
+        <w:spacing w:after="100" w:before="200"/>
+      </w:pPr>
+      <w:r>
+        <w:rPr>
+          <w:color w:val="0F6E56"/>
+        </w:rPr>
+        <w:t xml:space="preserve">Reset transactional data (keep users and RBAC)</w:t>
+      </w:r>
+    </w:p>
+    <w:p>
+      <w:pPr>
+        <w:spacing w:after="120"/>
+      </w:pPr>
+      <w:r>
+        <w:rPr>
+          <w:sz w:val="22"/>
+          <w:szCs w:val="22"/>
+        </w:rPr>
+        <w:t xml:space="preserve">WILMS_CONFIRM_DB_RESET=YES npm run db:reset:keep-users -w @wilms/domain</w:t>
+      </w:r>
+    </w:p>
+    <w:p>
+      <w:pPr>
+        <w:spacing w:after="120"/>
+      </w:pPr>
+      <w:r>
+        <w:rPr>
+          <w:sz w:val="22"/>
+          <w:szCs w:val="22"/>
+        </w:rPr>
+        <w:t xml:space="preserve">Preserves users, roles, permissions, role_permissions, user_roles, user_permission_overrides, and __drizzle_migrations. Then re-import locations.</w:t>
+      </w:r>
+    </w:p>
+    <w:p>
+      <w:pPr>
         <w:pStyle w:val="Heading2"/>
         <w:spacing w:after="100" w:before="200"/>
       </w:pPr>
@@ -647,6 +707,114 @@
     </w:p>
     <w:p>
       <w:pPr>
+        <w:spacing w:after="120"/>
+      </w:pPr>
+      <w:r>
+        <w:rPr>
+          <w:sz w:val="22"/>
+          <w:szCs w:val="22"/>
+        </w:rPr>
+        <w:t xml:space="preserve">On each run the payment scheduler sends, once per qualifying week (deduped):</w:t>
+      </w:r>
+    </w:p>
+    <w:p>
+      <w:pPr>
+        <w:spacing w:after="120"/>
+      </w:pPr>
+      <w:r>
+        <w:rPr>
+          <w:sz w:val="22"/>
+          <w:szCs w:val="22"/>
+        </w:rPr>
+        <w:t xml:space="preserve">| Borrower message | Timing |</w:t>
+      </w:r>
+    </w:p>
+    <w:p>
+      <w:pPr>
+        <w:spacing w:after="120"/>
+      </w:pPr>
+      <w:r>
+        <w:rPr>
+          <w:sz w:val="22"/>
+          <w:szCs w:val="22"/>
+        </w:rPr>
+        <w:t xml:space="preserve">|------------------|--------|</w:t>
+      </w:r>
+    </w:p>
+    <w:p>
+      <w:pPr>
+        <w:spacing w:after="120"/>
+      </w:pPr>
+      <w:r>
+        <w:rPr>
+          <w:sz w:val="22"/>
+          <w:szCs w:val="22"/>
+        </w:rPr>
+        <w:t xml:space="preserve">| Payment reminder | One day before due date (paymentReminderDaysBefore, default 1) |</w:t>
+      </w:r>
+    </w:p>
+    <w:p>
+      <w:pPr>
+        <w:spacing w:after="120"/>
+      </w:pPr>
+      <w:r>
+        <w:rPr>
+          <w:sz w:val="22"/>
+          <w:szCs w:val="22"/>
+        </w:rPr>
+        <w:t xml:space="preserve">| Due today | Morning of payment day (06:00 UTC cron) |</w:t>
+      </w:r>
+    </w:p>
+    <w:p>
+      <w:pPr>
+        <w:spacing w:after="120"/>
+      </w:pPr>
+      <w:r>
+        <w:rPr>
+          <w:sz w:val="22"/>
+          <w:szCs w:val="22"/>
+        </w:rPr>
+        <w:t xml:space="preserve">| Missed payment | After the due date when the week is marked missed |</w:t>
+      </w:r>
+    </w:p>
+    <w:p>
+      <w:pPr>
+        <w:spacing w:after="120"/>
+      </w:pPr>
+      <w:r>
+        <w:rPr>
+          <w:sz w:val="22"/>
+          <w:szCs w:val="22"/>
+        </w:rPr>
+        <w:t xml:space="preserve">| Grace reminder | On the last grace day (latePaymentGraceDays) |</w:t>
+      </w:r>
+    </w:p>
+    <w:p>
+      <w:pPr>
+        <w:spacing w:after="120"/>
+      </w:pPr>
+      <w:r>
+        <w:rPr>
+          <w:sz w:val="22"/>
+          <w:szCs w:val="22"/>
+        </w:rPr>
+        <w:t xml:space="preserve">| Escalation | The day after grace expires |</w:t>
+      </w:r>
+    </w:p>
+    <w:p>
+      <w:pPr>
+        <w:spacing w:after="120"/>
+      </w:pPr>
+      <w:r>
+        <w:rPr>
+          <w:sz w:val="22"/>
+          <w:szCs w:val="22"/>
+        </w:rPr>
+        <w:t xml:space="preserve">Admin-fee instruction is sent at loan approval, not at registration. Disbursement is blocked until the admin fee is recorded. Full copy and channel matrix: documentation/notifications/.</w:t>
+      </w:r>
+    </w:p>
+    <w:p>
+      <w:pPr>
         <w:pStyle w:val="Heading2"/>
         <w:spacing w:after="100" w:before="200"/>
       </w:pPr>
@@ -1086,6 +1254,54 @@
         <w:rPr>
           <w:color w:val="0F6E56"/>
         </w:rPr>
+        <w:t xml:space="preserve">12a. Ghana location hierarchy</w:t>
+      </w:r>
+    </w:p>
+    <w:p>
+      <w:pPr>
+        <w:spacing w:after="120"/>
+      </w:pPr>
+      <w:r>
+        <w:rPr>
+          <w:sz w:val="22"/>
+          <w:szCs w:val="22"/>
+        </w:rPr>
+        <w:t xml:space="preserve">Refresh official geography after a licensed dataset update:</w:t>
+      </w:r>
+    </w:p>
+    <w:p>
+      <w:pPr>
+        <w:spacing w:after="120"/>
+      </w:pPr>
+      <w:r>
+        <w:rPr>
+          <w:sz w:val="22"/>
+          <w:szCs w:val="22"/>
+        </w:rPr>
+        <w:t xml:space="preserve">npm run db:apply:ghana-hierarchy -w @wilms/domain npm run seed:ghana-hierarchy -w @wilms/domain</w:t>
+      </w:r>
+    </w:p>
+    <w:p>
+      <w:pPr>
+        <w:spacing w:after="120"/>
+      </w:pPr>
+      <w:r>
+        <w:rPr>
+          <w:sz w:val="22"/>
+          <w:szCs w:val="22"/>
+        </w:rPr>
+        <w:t xml:space="preserve">Confirm GET /api/v1/locations/sync/status. Do not delete historical location rows. Community suggestions are Super Admin review items, never auto-created.</w:t>
+      </w:r>
+    </w:p>
+    <w:p>
+      <w:pPr>
+        <w:pStyle w:val="Heading2"/>
+        <w:spacing w:after="100" w:before="200"/>
+      </w:pPr>
+      <w:r>
+        <w:rPr>
+          <w:color w:val="0F6E56"/>
+        </w:rPr>
         <w:t xml:space="preserve">13. Documentation maintenance</w:t>
       </w:r>
     </w:p>
@@ -1123,6 +1339,90 @@
           <w:szCs w:val="22"/>
         </w:rPr>
         <w:t xml:space="preserve">Outputs in documentation/pdf/ and documentation/docx/.</w:t>
+      </w:r>
+    </w:p>
+    <w:p>
+      <w:pPr>
+        <w:pStyle w:val="Heading2"/>
+        <w:spacing w:after="100" w:before="200"/>
+      </w:pPr>
+      <w:r>
+        <w:rPr>
+          <w:color w:val="0F6E56"/>
+        </w:rPr>
+        <w:t xml:space="preserve">14. v1.8.0 market-readiness operations</w:t>
+      </w:r>
+    </w:p>
+    <w:p>
+      <w:pPr>
+        <w:spacing w:after="120"/>
+      </w:pPr>
+      <w:r>
+        <w:rPr>
+          <w:sz w:val="22"/>
+          <w:szCs w:val="22"/>
+        </w:rPr>
+        <w:t xml:space="preserve">• Apply migration 0044_v180_borrower_update_requests.sql before using borrower update requests.</w:t>
+      </w:r>
+    </w:p>
+    <w:p>
+      <w:pPr>
+        <w:spacing w:after="120"/>
+      </w:pPr>
+      <w:r>
+        <w:rPr>
+          <w:sz w:val="22"/>
+          <w:szCs w:val="22"/>
+        </w:rPr>
+        <w:t xml:space="preserve">• Review Pending borrower update requests daily (/officer/borrower-updates or /borrower-updates).</w:t>
+      </w:r>
+    </w:p>
+    <w:p>
+      <w:pPr>
+        <w:spacing w:after="120"/>
+      </w:pPr>
+      <w:r>
+        <w:rPr>
+          <w:sz w:val="22"/>
+          <w:szCs w:val="22"/>
+        </w:rPr>
+        <w:t xml:space="preserve">• Migration 0044 (borrower_update_requests) is applied in production — see documentation/release/MIGRATION_0044_VERIFICATION.md.</w:t>
+      </w:r>
+    </w:p>
+    <w:p>
+      <w:pPr>
+        <w:spacing w:after="120"/>
+      </w:pPr>
+      <w:r>
+        <w:rPr>
+          <w:sz w:val="22"/>
+          <w:szCs w:val="22"/>
+        </w:rPr>
+        <w:t xml:space="preserve">• Final production release evidence: documentation/release/WILMS_v1.8.0_FINAL_PRODUCTION_RELEASE_REPORT.md.</w:t>
+      </w:r>
+    </w:p>
+    <w:p>
+      <w:pPr>
+        <w:spacing w:after="120"/>
+      </w:pPr>
+      <w:r>
+        <w:rPr>
+          <w:sz w:val="22"/>
+          <w:szCs w:val="22"/>
+        </w:rPr>
+        <w:t xml:space="preserve">• If field GPS fails, collectors must record a reason; audit action collection.gps-exception.</w:t>
+      </w:r>
+    </w:p>
+    <w:p>
+      <w:pPr>
+        <w:spacing w:after="120"/>
+      </w:pPr>
+      <w:r>
+        <w:rPr>
+          <w:sz w:val="22"/>
+          <w:szCs w:val="22"/>
+        </w:rPr>
+        <w:t xml:space="preserve">• Disable SMS only for a confirmed provider outage (smsNotificationsEnabled).</w:t>
       </w:r>
     </w:p>
     <w:p>
